--- a/Avance Dos/Evidencias.docx
+++ b/Avance Dos/Evidencias.docx
@@ -223,8 +223,8 @@
       </w:tblPr>
       <w:tblGrid>
         <w:gridCol w:w="1047"/>
-        <w:gridCol w:w="1757"/>
-        <w:gridCol w:w="5087"/>
+        <w:gridCol w:w="2231"/>
+        <w:gridCol w:w="4117"/>
       </w:tblGrid>
       <w:tr>
         <w:trPr>
@@ -255,9 +255,11 @@
               <w:jc w:val="center"/>
               <w:cnfStyle w:val="100000000000" w:firstRow="1" w:lastRow="0" w:firstColumn="0" w:lastColumn="0" w:oddVBand="0" w:evenVBand="0" w:oddHBand="0" w:evenHBand="0" w:firstRowFirstColumn="0" w:firstRowLastColumn="0" w:lastRowFirstColumn="0" w:lastRowLastColumn="0"/>
             </w:pPr>
+            <w:proofErr w:type="spellStart"/>
             <w:r>
               <w:t>Endpoint</w:t>
             </w:r>
+            <w:proofErr w:type="spellEnd"/>
           </w:p>
         </w:tc>
         <w:tc>
@@ -345,8 +347,13 @@
               <w:cnfStyle w:val="000000000000" w:firstRow="0" w:lastRow="0" w:firstColumn="0" w:lastColumn="0" w:oddVBand="0" w:evenVBand="0" w:oddHBand="0" w:evenHBand="0" w:firstRowFirstColumn="0" w:firstRowLastColumn="0" w:lastRowFirstColumn="0" w:lastRowLastColumn="0"/>
             </w:pPr>
             <w:r>
-              <w:t>/test-db</w:t>
+              <w:t>/test-</w:t>
             </w:r>
+            <w:proofErr w:type="spellStart"/>
+            <w:r>
+              <w:t>db</w:t>
+            </w:r>
+            <w:proofErr w:type="spellEnd"/>
           </w:p>
         </w:tc>
         <w:tc>
@@ -389,8 +396,13 @@
               <w:cnfStyle w:val="000000000000" w:firstRow="0" w:lastRow="0" w:firstColumn="0" w:lastColumn="0" w:oddVBand="0" w:evenVBand="0" w:oddHBand="0" w:evenHBand="0" w:firstRowFirstColumn="0" w:firstRowLastColumn="0" w:lastRowFirstColumn="0" w:lastRowLastColumn="0"/>
             </w:pPr>
             <w:r>
-              <w:t>/login</w:t>
+              <w:t>/</w:t>
             </w:r>
+            <w:proofErr w:type="spellStart"/>
+            <w:r>
+              <w:t>login</w:t>
+            </w:r>
+            <w:proofErr w:type="spellEnd"/>
           </w:p>
         </w:tc>
         <w:tc>
@@ -521,8 +533,16 @@
               <w:cnfStyle w:val="000000000000" w:firstRow="0" w:lastRow="0" w:firstColumn="0" w:lastColumn="0" w:oddVBand="0" w:evenVBand="0" w:oddHBand="0" w:evenHBand="0" w:firstRowFirstColumn="0" w:firstRowLastColumn="0" w:lastRowFirstColumn="0" w:lastRowLastColumn="0"/>
             </w:pPr>
             <w:r>
-              <w:t>/disponibilidad</w:t>
+              <w:t>/</w:t>
             </w:r>
+            <w:r>
+              <w:t>usuario/</w:t>
+            </w:r>
+            <w:proofErr w:type="spellStart"/>
+            <w:r>
+              <w:t>id_usuario</w:t>
+            </w:r>
+            <w:proofErr w:type="spellEnd"/>
           </w:p>
         </w:tc>
         <w:tc>
@@ -534,14 +554,20 @@
               <w:cnfStyle w:val="000000000000" w:firstRow="0" w:lastRow="0" w:firstColumn="0" w:lastColumn="0" w:oddVBand="0" w:evenVBand="0" w:oddHBand="0" w:evenHBand="0" w:firstRowFirstColumn="0" w:firstRowLastColumn="0" w:lastRowFirstColumn="0" w:lastRowLastColumn="0"/>
             </w:pPr>
             <w:r>
-              <w:t>Consulta disponibilidad desde servicio de citas</w:t>
+              <w:t>Lista usuario por ID</w:t>
             </w:r>
           </w:p>
         </w:tc>
       </w:tr>
     </w:tbl>
     <w:p/>
-    <w:p/>
+    <w:p>
+      <w:pPr>
+        <w:rPr>
+          <w:u w:val="single"/>
+        </w:rPr>
+      </w:pPr>
+    </w:p>
     <w:p>
       <w:pPr>
         <w:rPr>
@@ -559,24 +585,36 @@
           <w:bCs/>
           <w:lang w:val="en-US"/>
         </w:rPr>
-        <w:t>Endpoint:  /</w:t>
-      </w:r>
-    </w:p>
-    <w:p>
-      <w:pPr>
-        <w:pStyle w:val="Sinespaciado"/>
-        <w:rPr>
+        <w:t>Endpoint</w:t>
+      </w:r>
+      <w:proofErr w:type="gramStart"/>
+      <w:r>
+        <w:rPr>
+          <w:b/>
+          <w:bCs/>
           <w:lang w:val="en-US"/>
         </w:rPr>
-      </w:pPr>
-      <w:r>
-        <w:rPr>
-          <w:b/>
-          <w:bCs/>
+        <w:t>:  /</w:t>
+      </w:r>
+      <w:proofErr w:type="gramEnd"/>
+    </w:p>
+    <w:p>
+      <w:pPr>
+        <w:pStyle w:val="Sinespaciado"/>
+        <w:rPr>
           <w:lang w:val="en-US"/>
         </w:rPr>
+      </w:pPr>
+      <w:proofErr w:type="spellStart"/>
+      <w:r>
+        <w:rPr>
+          <w:b/>
+          <w:bCs/>
+          <w:lang w:val="en-US"/>
+        </w:rPr>
         <w:t>Método</w:t>
       </w:r>
+      <w:proofErr w:type="spellEnd"/>
       <w:r>
         <w:rPr>
           <w:lang w:val="en-US"/>
@@ -726,23 +764,43 @@
           <w:bCs/>
           <w:lang w:val="en-US"/>
         </w:rPr>
-        <w:t>Endpoint /test-db</w:t>
-      </w:r>
-    </w:p>
-    <w:p>
-      <w:pPr>
-        <w:pStyle w:val="Sinespaciado"/>
-        <w:rPr>
+        <w:t>Endpoint /test-</w:t>
+      </w:r>
+      <w:proofErr w:type="spellStart"/>
+      <w:r>
+        <w:rPr>
+          <w:b/>
+          <w:bCs/>
           <w:lang w:val="en-US"/>
         </w:rPr>
-      </w:pPr>
-      <w:r>
-        <w:rPr>
-          <w:b/>
-          <w:bCs/>
+        <w:t>db</w:t>
+      </w:r>
+      <w:proofErr w:type="spellEnd"/>
+    </w:p>
+    <w:p>
+      <w:pPr>
+        <w:pStyle w:val="Sinespaciado"/>
+        <w:rPr>
           <w:lang w:val="en-US"/>
         </w:rPr>
-        <w:t>Método:</w:t>
+      </w:pPr>
+      <w:proofErr w:type="spellStart"/>
+      <w:r>
+        <w:rPr>
+          <w:b/>
+          <w:bCs/>
+          <w:lang w:val="en-US"/>
+        </w:rPr>
+        <w:t>Método</w:t>
+      </w:r>
+      <w:proofErr w:type="spellEnd"/>
+      <w:r>
+        <w:rPr>
+          <w:b/>
+          <w:bCs/>
+          <w:lang w:val="en-US"/>
+        </w:rPr>
+        <w:t>:</w:t>
       </w:r>
       <w:r>
         <w:rPr>
@@ -885,8 +943,33 @@
           <w:b/>
           <w:bCs/>
         </w:rPr>
-        <w:t>Prueba del Endpoint /login</w:t>
-      </w:r>
+        <w:t xml:space="preserve">Prueba del </w:t>
+      </w:r>
+      <w:proofErr w:type="spellStart"/>
+      <w:r>
+        <w:rPr>
+          <w:b/>
+          <w:bCs/>
+        </w:rPr>
+        <w:t>Endpoint</w:t>
+      </w:r>
+      <w:proofErr w:type="spellEnd"/>
+      <w:r>
+        <w:rPr>
+          <w:b/>
+          <w:bCs/>
+        </w:rPr>
+        <w:t xml:space="preserve"> /</w:t>
+      </w:r>
+      <w:proofErr w:type="spellStart"/>
+      <w:r>
+        <w:rPr>
+          <w:b/>
+          <w:bCs/>
+        </w:rPr>
+        <w:t>login</w:t>
+      </w:r>
+      <w:proofErr w:type="spellEnd"/>
     </w:p>
     <w:p>
       <w:pPr>
@@ -954,7 +1037,15 @@
         <w:ind w:left="2124"/>
       </w:pPr>
       <w:r>
-        <w:t xml:space="preserve">  "correo_usuario": "usuario@test.com",</w:t>
+        <w:t xml:space="preserve">  "</w:t>
+      </w:r>
+      <w:proofErr w:type="spellStart"/>
+      <w:r>
+        <w:t>correo_usuario</w:t>
+      </w:r>
+      <w:proofErr w:type="spellEnd"/>
+      <w:r>
+        <w:t>": "usuario@test.com",</w:t>
       </w:r>
     </w:p>
     <w:p>
@@ -963,7 +1054,20 @@
         <w:ind w:left="2124"/>
       </w:pPr>
       <w:r>
-        <w:t xml:space="preserve">  "password_usuario": "123456"</w:t>
+        <w:t xml:space="preserve">  "</w:t>
+      </w:r>
+      <w:proofErr w:type="spellStart"/>
+      <w:proofErr w:type="gramStart"/>
+      <w:r>
+        <w:t>password</w:t>
+      </w:r>
+      <w:proofErr w:type="gramEnd"/>
+      <w:r>
+        <w:t>_usuario</w:t>
+      </w:r>
+      <w:proofErr w:type="spellEnd"/>
+      <w:r>
+        <w:t>": "123456"</w:t>
       </w:r>
     </w:p>
     <w:p>
@@ -1018,7 +1122,15 @@
         <w:t xml:space="preserve"> y </w:t>
       </w:r>
       <w:r>
-        <w:t>401 Unauthorized si son incorrectas</w:t>
+        <w:t xml:space="preserve">401 </w:t>
+      </w:r>
+      <w:proofErr w:type="spellStart"/>
+      <w:r>
+        <w:t>Unauthorized</w:t>
+      </w:r>
+      <w:proofErr w:type="spellEnd"/>
+      <w:r>
+        <w:t xml:space="preserve"> si son incorrectas</w:t>
       </w:r>
     </w:p>
     <w:p>
@@ -1200,13 +1312,22 @@
           <w:bCs/>
         </w:rPr>
       </w:pPr>
+      <w:proofErr w:type="spellStart"/>
       <w:r>
         <w:rPr>
           <w:b/>
           <w:bCs/>
         </w:rPr>
         <w:lastRenderedPageBreak/>
-        <w:t>Endpoint /registro</w:t>
+        <w:t>Endpoint</w:t>
+      </w:r>
+      <w:proofErr w:type="spellEnd"/>
+      <w:r>
+        <w:rPr>
+          <w:b/>
+          <w:bCs/>
+        </w:rPr>
+        <w:t xml:space="preserve"> /registro</w:t>
       </w:r>
     </w:p>
     <w:p>
@@ -1281,7 +1402,15 @@
         <w:ind w:left="2832"/>
       </w:pPr>
       <w:r>
-        <w:t xml:space="preserve">  "nombre_usuario": "Juan Pérez",</w:t>
+        <w:t xml:space="preserve">  "</w:t>
+      </w:r>
+      <w:proofErr w:type="spellStart"/>
+      <w:r>
+        <w:t>nombre_usuario</w:t>
+      </w:r>
+      <w:proofErr w:type="spellEnd"/>
+      <w:r>
+        <w:t>": "Juan Pérez",</w:t>
       </w:r>
     </w:p>
     <w:p>
@@ -1290,7 +1419,15 @@
         <w:ind w:left="2832"/>
       </w:pPr>
       <w:r>
-        <w:t xml:space="preserve">  "correo_usuario": "juan@test.com",</w:t>
+        <w:t xml:space="preserve">  "</w:t>
+      </w:r>
+      <w:proofErr w:type="spellStart"/>
+      <w:r>
+        <w:t>correo_usuario</w:t>
+      </w:r>
+      <w:proofErr w:type="spellEnd"/>
+      <w:r>
+        <w:t>": "juan@test.com",</w:t>
       </w:r>
     </w:p>
     <w:p>
@@ -1299,7 +1436,20 @@
         <w:ind w:left="2832"/>
       </w:pPr>
       <w:r>
-        <w:t xml:space="preserve">  "password_usuario": "123456",</w:t>
+        <w:t xml:space="preserve">  "</w:t>
+      </w:r>
+      <w:proofErr w:type="spellStart"/>
+      <w:proofErr w:type="gramStart"/>
+      <w:r>
+        <w:t>password</w:t>
+      </w:r>
+      <w:proofErr w:type="gramEnd"/>
+      <w:r>
+        <w:t>_usuario</w:t>
+      </w:r>
+      <w:proofErr w:type="spellEnd"/>
+      <w:r>
+        <w:t>": "123456",</w:t>
       </w:r>
     </w:p>
     <w:p>
@@ -1308,7 +1458,15 @@
         <w:ind w:left="2832"/>
       </w:pPr>
       <w:r>
-        <w:t xml:space="preserve">  "telefono_usuario": "3001234567",</w:t>
+        <w:t xml:space="preserve">  "</w:t>
+      </w:r>
+      <w:proofErr w:type="spellStart"/>
+      <w:r>
+        <w:t>telefono_usuario</w:t>
+      </w:r>
+      <w:proofErr w:type="spellEnd"/>
+      <w:r>
+        <w:t>": "3001234567",</w:t>
       </w:r>
     </w:p>
     <w:p>
@@ -1317,7 +1475,15 @@
         <w:ind w:left="2832"/>
       </w:pPr>
       <w:r>
-        <w:t xml:space="preserve">  "direccion_usuario": "Calle 123"</w:t>
+        <w:t xml:space="preserve">  "</w:t>
+      </w:r>
+      <w:proofErr w:type="spellStart"/>
+      <w:r>
+        <w:t>direccion_usuario</w:t>
+      </w:r>
+      <w:proofErr w:type="spellEnd"/>
+      <w:r>
+        <w:t>": "Calle 123"</w:t>
       </w:r>
     </w:p>
     <w:p>
@@ -1492,21 +1658,39 @@
           <w:lang w:val="en-US"/>
         </w:rPr>
         <w:lastRenderedPageBreak/>
-        <w:t>Endpoint /listar</w:t>
-      </w:r>
-    </w:p>
-    <w:p>
-      <w:pPr>
-        <w:pStyle w:val="Sinespaciado"/>
-        <w:rPr>
+        <w:t>Endpoint /</w:t>
+      </w:r>
+      <w:proofErr w:type="spellStart"/>
+      <w:r>
+        <w:rPr>
+          <w:b/>
+          <w:bCs/>
           <w:lang w:val="en-US"/>
         </w:rPr>
-      </w:pPr>
-      <w:r>
+        <w:t>listar</w:t>
+      </w:r>
+      <w:proofErr w:type="spellEnd"/>
+    </w:p>
+    <w:p>
+      <w:pPr>
+        <w:pStyle w:val="Sinespaciado"/>
         <w:rPr>
           <w:lang w:val="en-US"/>
         </w:rPr>
-        <w:t xml:space="preserve">Método: </w:t>
+      </w:pPr>
+      <w:proofErr w:type="spellStart"/>
+      <w:r>
+        <w:rPr>
+          <w:lang w:val="en-US"/>
+        </w:rPr>
+        <w:t>Método</w:t>
+      </w:r>
+      <w:proofErr w:type="spellEnd"/>
+      <w:r>
+        <w:rPr>
+          <w:lang w:val="en-US"/>
+        </w:rPr>
+        <w:t xml:space="preserve">: </w:t>
       </w:r>
       <w:r>
         <w:rPr>
@@ -1688,14 +1872,39 @@
           <w:bCs/>
         </w:rPr>
       </w:pPr>
+      <w:proofErr w:type="spellStart"/>
       <w:r>
         <w:rPr>
           <w:b/>
           <w:bCs/>
         </w:rPr>
         <w:lastRenderedPageBreak/>
-        <w:t>Endpoint /disponibilidad</w:t>
-      </w:r>
+        <w:t>Endpoint</w:t>
+      </w:r>
+      <w:proofErr w:type="spellEnd"/>
+      <w:r>
+        <w:rPr>
+          <w:b/>
+          <w:bCs/>
+        </w:rPr>
+        <w:t xml:space="preserve"> /</w:t>
+      </w:r>
+      <w:r>
+        <w:rPr>
+          <w:b/>
+          <w:bCs/>
+        </w:rPr>
+        <w:t>usuario/</w:t>
+      </w:r>
+      <w:proofErr w:type="spellStart"/>
+      <w:r>
+        <w:rPr>
+          <w:b/>
+          <w:bCs/>
+        </w:rPr>
+        <w:t>id_usuario</w:t>
+      </w:r>
+      <w:proofErr w:type="spellEnd"/>
     </w:p>
     <w:p>
       <w:pPr>
@@ -1721,19 +1930,19 @@
           <w:b/>
           <w:bCs/>
         </w:rPr>
-        <w:t>URL</w:t>
-      </w:r>
-      <w:r>
-        <w:rPr>
-          <w:b/>
-          <w:bCs/>
-        </w:rPr>
-        <w:t xml:space="preserve"> Para buscar por doctor</w:t>
+        <w:t>URL Para buscar usuario por ID</w:t>
       </w:r>
       <w:r>
         <w:t>:</w:t>
       </w:r>
       <w:r>
+        <w:rPr>
+          <w:rFonts w:ascii="Segoe UI" w:hAnsi="Segoe UI" w:cs="Segoe UI"/>
+          <w:color w:val="FFFFFF"/>
+          <w:sz w:val="18"/>
+          <w:szCs w:val="18"/>
+          <w:shd w:val="clear" w:color="auto" w:fill="212121"/>
+        </w:rPr>
         <w:t xml:space="preserve"> </w:t>
       </w:r>
       <w:hyperlink r:id="rId18" w:history="1">
@@ -1741,34 +1950,11 @@
           <w:rPr>
             <w:rStyle w:val="Hipervnculo"/>
           </w:rPr>
-          <w:t>http://localhost:5001/disponibilidad?id_doctor=1</w:t>
+          <w:t>http://localhost:5001/usuarios/1</w:t>
         </w:r>
       </w:hyperlink>
     </w:p>
     <w:p>
-      <w:pPr>
-        <w:pStyle w:val="Sinespaciado"/>
-      </w:pPr>
-      <w:r>
-        <w:rPr>
-          <w:b/>
-          <w:bCs/>
-        </w:rPr>
-        <w:t>URL Para buscar en general</w:t>
-      </w:r>
-      <w:r>
-        <w:t xml:space="preserve">: </w:t>
-      </w:r>
-      <w:hyperlink r:id="rId19" w:history="1">
-        <w:r>
-          <w:rPr>
-            <w:rStyle w:val="Hipervnculo"/>
-          </w:rPr>
-          <w:t>http://localhost:5001/disponibilidad</w:t>
-        </w:r>
-      </w:hyperlink>
-    </w:p>
-    <w:p>
       <w:r>
         <w:rPr>
           <w:b/>
@@ -1783,7 +1969,21 @@
         <w:t xml:space="preserve"> </w:t>
       </w:r>
       <w:r>
-        <w:t>Este endpoint permite consultar la disponibilidad de citas comunicándose con el servicio externo de gestión de citas.</w:t>
+        <w:t xml:space="preserve">Este </w:t>
+      </w:r>
+      <w:proofErr w:type="spellStart"/>
+      <w:r>
+        <w:t>endpoint</w:t>
+      </w:r>
+      <w:proofErr w:type="spellEnd"/>
+      <w:r>
+        <w:t xml:space="preserve"> permite</w:t>
+      </w:r>
+      <w:r>
+        <w:t xml:space="preserve"> consultar el nombre y rol de un usuario en específico</w:t>
+      </w:r>
+      <w:r>
+        <w:t>.</w:t>
       </w:r>
     </w:p>
     <w:p>
@@ -1807,34 +2007,31 @@
         <w:t xml:space="preserve"> y r</w:t>
       </w:r>
       <w:r>
-        <w:t>espuesta con datos provenientes del servicio de citas</w:t>
-      </w:r>
-      <w:r>
-        <w:t xml:space="preserve"> o </w:t>
-      </w:r>
-      <w:r>
-        <w:t>503 si el servicio no está disponible</w:t>
+        <w:t xml:space="preserve">espuesta con </w:t>
+      </w:r>
+      <w:r>
+        <w:t xml:space="preserve">los </w:t>
+      </w:r>
+      <w:r>
+        <w:t xml:space="preserve">datos </w:t>
+      </w:r>
+      <w:r>
+        <w:t>del usuario O se obtendrá un 400 NO ENCONTRADO, si el ID no corresponde a un usuario registrado.</w:t>
       </w:r>
     </w:p>
     <w:p/>
     <w:p>
       <w:r>
-        <w:t>Disponibilidad en general:</w:t>
-      </w:r>
-    </w:p>
-    <w:p>
-      <w:pPr>
-        <w:jc w:val="center"/>
-      </w:pPr>
-      <w:r>
-        <w:rPr>
-          <w:noProof/>
-        </w:rPr>
+        <w:t>Usuario encontrado correctamente:</w:t>
+      </w:r>
+    </w:p>
+    <w:p>
+      <w:r>
         <w:drawing>
-          <wp:inline distT="0" distB="0" distL="0" distR="0" wp14:anchorId="70B7543B" wp14:editId="0D3FA171">
-            <wp:extent cx="3925648" cy="2510287"/>
-            <wp:effectExtent l="0" t="0" r="0" b="4445"/>
-            <wp:docPr id="2068793103" name="Imagen 1"/>
+          <wp:inline distT="0" distB="0" distL="0" distR="0" wp14:anchorId="60976CA9" wp14:editId="2C308855">
+            <wp:extent cx="5372850" cy="2181529"/>
+            <wp:effectExtent l="0" t="0" r="0" b="9525"/>
+            <wp:docPr id="1165535877" name="Imagen 1"/>
             <wp:cNvGraphicFramePr>
               <a:graphicFrameLocks xmlns:a="http://schemas.openxmlformats.org/drawingml/2006/main" noChangeAspect="1"/>
             </wp:cNvGraphicFramePr>
@@ -1842,7 +2039,52 @@
               <a:graphicData uri="http://schemas.openxmlformats.org/drawingml/2006/picture">
                 <pic:pic xmlns:pic="http://schemas.openxmlformats.org/drawingml/2006/picture">
                   <pic:nvPicPr>
-                    <pic:cNvPr id="2068793103" name=""/>
+                    <pic:cNvPr id="1165535877" name=""/>
+                    <pic:cNvPicPr/>
+                  </pic:nvPicPr>
+                  <pic:blipFill>
+                    <a:blip r:embed="rId19"/>
+                    <a:stretch>
+                      <a:fillRect/>
+                    </a:stretch>
+                  </pic:blipFill>
+                  <pic:spPr>
+                    <a:xfrm>
+                      <a:off x="0" y="0"/>
+                      <a:ext cx="5372850" cy="2181529"/>
+                    </a:xfrm>
+                    <a:prstGeom prst="rect">
+                      <a:avLst/>
+                    </a:prstGeom>
+                  </pic:spPr>
+                </pic:pic>
+              </a:graphicData>
+            </a:graphic>
+          </wp:inline>
+        </w:drawing>
+      </w:r>
+    </w:p>
+    <w:p/>
+    <w:p>
+      <w:r>
+        <w:t>Usuario que no existe en la base de datos:</w:t>
+      </w:r>
+    </w:p>
+    <w:p>
+      <w:r>
+        <w:drawing>
+          <wp:inline distT="0" distB="0" distL="0" distR="0" wp14:anchorId="20E99960" wp14:editId="3CADB5B1">
+            <wp:extent cx="5353797" cy="2133898"/>
+            <wp:effectExtent l="0" t="0" r="0" b="0"/>
+            <wp:docPr id="682127020" name="Imagen 1"/>
+            <wp:cNvGraphicFramePr>
+              <a:graphicFrameLocks xmlns:a="http://schemas.openxmlformats.org/drawingml/2006/main" noChangeAspect="1"/>
+            </wp:cNvGraphicFramePr>
+            <a:graphic xmlns:a="http://schemas.openxmlformats.org/drawingml/2006/main">
+              <a:graphicData uri="http://schemas.openxmlformats.org/drawingml/2006/picture">
+                <pic:pic xmlns:pic="http://schemas.openxmlformats.org/drawingml/2006/picture">
+                  <pic:nvPicPr>
+                    <pic:cNvPr id="682127020" name=""/>
                     <pic:cNvPicPr/>
                   </pic:nvPicPr>
                   <pic:blipFill>
@@ -1854,7 +2096,7 @@
                   <pic:spPr>
                     <a:xfrm>
                       <a:off x="0" y="0"/>
-                      <a:ext cx="3942412" cy="2521007"/>
+                      <a:ext cx="5353797" cy="2133898"/>
                     </a:xfrm>
                     <a:prstGeom prst="rect">
                       <a:avLst/>
@@ -1867,12 +2109,6 @@
         </w:drawing>
       </w:r>
     </w:p>
-    <w:p/>
-    <w:p>
-      <w:r>
-        <w:t>Disponibilidad del médico con id = 1</w:t>
-      </w:r>
-    </w:p>
     <w:p>
       <w:pPr>
         <w:jc w:val="center"/>
@@ -1880,46 +2116,16 @@
       <w:r>
         <w:br/>
       </w:r>
-      <w:r>
-        <w:rPr>
-          <w:noProof/>
-        </w:rPr>
-        <w:drawing>
-          <wp:inline distT="0" distB="0" distL="0" distR="0" wp14:anchorId="0EDD1BFE" wp14:editId="03F101B2">
-            <wp:extent cx="3968151" cy="2555118"/>
-            <wp:effectExtent l="0" t="0" r="0" b="0"/>
-            <wp:docPr id="2031919184" name="Imagen 1"/>
-            <wp:cNvGraphicFramePr>
-              <a:graphicFrameLocks xmlns:a="http://schemas.openxmlformats.org/drawingml/2006/main" noChangeAspect="1"/>
-            </wp:cNvGraphicFramePr>
-            <a:graphic xmlns:a="http://schemas.openxmlformats.org/drawingml/2006/main">
-              <a:graphicData uri="http://schemas.openxmlformats.org/drawingml/2006/picture">
-                <pic:pic xmlns:pic="http://schemas.openxmlformats.org/drawingml/2006/picture">
-                  <pic:nvPicPr>
-                    <pic:cNvPr id="2031919184" name=""/>
-                    <pic:cNvPicPr/>
-                  </pic:nvPicPr>
-                  <pic:blipFill>
-                    <a:blip r:embed="rId21"/>
-                    <a:stretch>
-                      <a:fillRect/>
-                    </a:stretch>
-                  </pic:blipFill>
-                  <pic:spPr>
-                    <a:xfrm>
-                      <a:off x="0" y="0"/>
-                      <a:ext cx="3984263" cy="2565493"/>
-                    </a:xfrm>
-                    <a:prstGeom prst="rect">
-                      <a:avLst/>
-                    </a:prstGeom>
-                  </pic:spPr>
-                </pic:pic>
-              </a:graphicData>
-            </a:graphic>
-          </wp:inline>
-        </w:drawing>
-      </w:r>
+    </w:p>
+    <w:p>
+      <w:pPr>
+        <w:jc w:val="center"/>
+      </w:pPr>
+    </w:p>
+    <w:p>
+      <w:pPr>
+        <w:jc w:val="center"/>
+      </w:pPr>
     </w:p>
     <w:p>
       <w:pPr>
@@ -1965,8 +2171,8 @@
       </w:tblPr>
       <w:tblGrid>
         <w:gridCol w:w="1047"/>
-        <w:gridCol w:w="1803"/>
-        <w:gridCol w:w="5587"/>
+        <w:gridCol w:w="4094"/>
+        <w:gridCol w:w="4515"/>
       </w:tblGrid>
       <w:tr>
         <w:trPr>
@@ -1997,9 +2203,11 @@
               <w:jc w:val="center"/>
               <w:cnfStyle w:val="100000000000" w:firstRow="1" w:lastRow="0" w:firstColumn="0" w:lastColumn="0" w:oddVBand="0" w:evenVBand="0" w:oddHBand="0" w:evenHBand="0" w:firstRowFirstColumn="0" w:firstRowLastColumn="0" w:lastRowFirstColumn="0" w:lastRowLastColumn="0"/>
             </w:pPr>
+            <w:proofErr w:type="spellStart"/>
             <w:r>
               <w:t>Endpoint</w:t>
             </w:r>
+            <w:proofErr w:type="spellEnd"/>
           </w:p>
         </w:tc>
         <w:tc>
@@ -2087,8 +2295,13 @@
               <w:cnfStyle w:val="000000000000" w:firstRow="0" w:lastRow="0" w:firstColumn="0" w:lastColumn="0" w:oddVBand="0" w:evenVBand="0" w:oddHBand="0" w:evenHBand="0" w:firstRowFirstColumn="0" w:firstRowLastColumn="0" w:lastRowFirstColumn="0" w:lastRowLastColumn="0"/>
             </w:pPr>
             <w:r>
-              <w:t>/test-db</w:t>
+              <w:t>/test-</w:t>
             </w:r>
+            <w:proofErr w:type="spellStart"/>
+            <w:r>
+              <w:t>db</w:t>
+            </w:r>
+            <w:proofErr w:type="spellEnd"/>
           </w:p>
         </w:tc>
         <w:tc>
@@ -2180,12 +2393,14 @@
             <w:r>
               <w:t>/</w:t>
             </w:r>
+            <w:proofErr w:type="spellStart"/>
             <w:r>
               <w:t>citas_pacient</w:t>
             </w:r>
             <w:r>
               <w:t>e</w:t>
             </w:r>
+            <w:proofErr w:type="spellEnd"/>
           </w:p>
         </w:tc>
         <w:tc>
@@ -2228,8 +2443,61 @@
               <w:cnfStyle w:val="000000000000" w:firstRow="0" w:lastRow="0" w:firstColumn="0" w:lastColumn="0" w:oddVBand="0" w:evenVBand="0" w:oddHBand="0" w:evenHBand="0" w:firstRowFirstColumn="0" w:firstRowLastColumn="0" w:lastRowFirstColumn="0" w:lastRowLastColumn="0"/>
             </w:pPr>
             <w:r>
-              <w:t>/disponibilidad</w:t>
+              <w:t>/</w:t>
             </w:r>
+            <w:proofErr w:type="spellStart"/>
+            <w:r>
+              <w:t>disponibilidad</w:t>
+            </w:r>
+            <w:r>
+              <w:t>?</w:t>
+            </w:r>
+            <w:proofErr w:type="gramStart"/>
+            <w:r>
+              <w:t>id_doctor</w:t>
+            </w:r>
+            <w:proofErr w:type="spellEnd"/>
+            <w:r>
+              <w:t>=?</w:t>
+            </w:r>
+            <w:proofErr w:type="gramEnd"/>
+          </w:p>
+          <w:p>
+            <w:pPr>
+              <w:jc w:val="center"/>
+              <w:cnfStyle w:val="000000000000" w:firstRow="0" w:lastRow="0" w:firstColumn="0" w:lastColumn="0" w:oddVBand="0" w:evenVBand="0" w:oddHBand="0" w:evenHBand="0" w:firstRowFirstColumn="0" w:firstRowLastColumn="0" w:lastRowFirstColumn="0" w:lastRowLastColumn="0"/>
+            </w:pPr>
+            <w:r>
+              <w:t>/</w:t>
+            </w:r>
+            <w:proofErr w:type="spellStart"/>
+            <w:r>
+              <w:t>disponibilidad?id_doctor</w:t>
+            </w:r>
+            <w:proofErr w:type="spellEnd"/>
+            <w:proofErr w:type="gramStart"/>
+            <w:r>
+              <w:t>=?</w:t>
+            </w:r>
+            <w:r>
+              <w:t>&amp;</w:t>
+            </w:r>
+            <w:proofErr w:type="gramEnd"/>
+            <w:r>
+              <w:t>fecha=?</w:t>
+            </w:r>
+          </w:p>
+          <w:p>
+            <w:pPr>
+              <w:jc w:val="center"/>
+              <w:cnfStyle w:val="000000000000" w:firstRow="0" w:lastRow="0" w:firstColumn="0" w:lastColumn="0" w:oddVBand="0" w:evenVBand="0" w:oddHBand="0" w:evenHBand="0" w:firstRowFirstColumn="0" w:firstRowLastColumn="0" w:lastRowFirstColumn="0" w:lastRowLastColumn="0"/>
+            </w:pPr>
+          </w:p>
+          <w:p>
+            <w:pPr>
+              <w:jc w:val="center"/>
+              <w:cnfStyle w:val="000000000000" w:firstRow="0" w:lastRow="0" w:firstColumn="0" w:lastColumn="0" w:oddVBand="0" w:evenVBand="0" w:oddHBand="0" w:evenHBand="0" w:firstRowFirstColumn="0" w:firstRowLastColumn="0" w:lastRowFirstColumn="0" w:lastRowLastColumn="0"/>
+            </w:pPr>
           </w:p>
         </w:tc>
         <w:tc>
@@ -2244,7 +2512,7 @@
               <w:t xml:space="preserve">Consulta disponibilidad </w:t>
             </w:r>
             <w:r>
-              <w:t>en la base de datos de citas</w:t>
+              <w:t xml:space="preserve">de doctores, verificando en el servicio usuario si verdaderamente es doctor </w:t>
             </w:r>
           </w:p>
         </w:tc>
@@ -2263,6 +2531,7 @@
         <w:rPr>
           <w:b/>
           <w:bCs/>
+          <w:u w:val="single"/>
         </w:rPr>
       </w:pPr>
       <w:r>
@@ -2287,7 +2556,7 @@
       <w:r>
         <w:t xml:space="preserve">: </w:t>
       </w:r>
-      <w:hyperlink r:id="rId22" w:history="1">
+      <w:hyperlink r:id="rId21" w:history="1">
         <w:r>
           <w:rPr>
             <w:rStyle w:val="Hipervnculo"/>
@@ -2319,7 +2588,15 @@
         <w:t xml:space="preserve"> </w:t>
       </w:r>
       <w:r>
-        <w:t>Este endpoint permite verificar que el servicio de gestión de citas se encuentra activo y funcionando correctamente.</w:t>
+        <w:t xml:space="preserve">Este </w:t>
+      </w:r>
+      <w:proofErr w:type="spellStart"/>
+      <w:r>
+        <w:t>endpoint</w:t>
+      </w:r>
+      <w:proofErr w:type="spellEnd"/>
+      <w:r>
+        <w:t xml:space="preserve"> permite verificar que el servicio de gestión de citas se encuentra activo y funcionando correctamente.</w:t>
       </w:r>
     </w:p>
     <w:p>
@@ -2415,7 +2692,7 @@
                     <pic:cNvPicPr/>
                   </pic:nvPicPr>
                   <pic:blipFill>
-                    <a:blip r:embed="rId23"/>
+                    <a:blip r:embed="rId22"/>
                     <a:stretch>
                       <a:fillRect/>
                     </a:stretch>
@@ -2470,35 +2747,44 @@
     </w:p>
     <w:p>
       <w:pPr>
-        <w:rPr>
-          <w:b/>
-          <w:bCs/>
-        </w:rPr>
-      </w:pPr>
-    </w:p>
-    <w:p>
-      <w:pPr>
-        <w:rPr>
-          <w:b/>
-          <w:bCs/>
-        </w:rPr>
-      </w:pPr>
-    </w:p>
-    <w:p>
-      <w:pPr>
-        <w:pStyle w:val="Sinespaciado"/>
-        <w:rPr>
-          <w:b/>
-          <w:bCs/>
-        </w:rPr>
-      </w:pPr>
-      <w:r>
-        <w:rPr>
-          <w:b/>
-          <w:bCs/>
-        </w:rPr>
-        <w:t>Prueba del Endpoint /test-db</w:t>
-      </w:r>
+        <w:pStyle w:val="Sinespaciado"/>
+        <w:rPr>
+          <w:b/>
+          <w:bCs/>
+        </w:rPr>
+      </w:pPr>
+      <w:r>
+        <w:rPr>
+          <w:b/>
+          <w:bCs/>
+        </w:rPr>
+        <w:t xml:space="preserve">Prueba del </w:t>
+      </w:r>
+      <w:proofErr w:type="spellStart"/>
+      <w:r>
+        <w:rPr>
+          <w:b/>
+          <w:bCs/>
+        </w:rPr>
+        <w:t>Endpoint</w:t>
+      </w:r>
+      <w:proofErr w:type="spellEnd"/>
+      <w:r>
+        <w:rPr>
+          <w:b/>
+          <w:bCs/>
+        </w:rPr>
+        <w:t xml:space="preserve"> /test-</w:t>
+      </w:r>
+      <w:proofErr w:type="spellStart"/>
+      <w:r>
+        <w:rPr>
+          <w:b/>
+          <w:bCs/>
+        </w:rPr>
+        <w:t>db</w:t>
+      </w:r>
+      <w:proofErr w:type="spellEnd"/>
     </w:p>
     <w:p>
       <w:pPr>
@@ -2539,7 +2825,7 @@
       <w:r>
         <w:t xml:space="preserve"> </w:t>
       </w:r>
-      <w:hyperlink r:id="rId24" w:history="1">
+      <w:hyperlink r:id="rId23" w:history="1">
         <w:r>
           <w:rPr>
             <w:rStyle w:val="Hipervnculo"/>
@@ -2654,7 +2940,7 @@
                     <pic:cNvPicPr/>
                   </pic:nvPicPr>
                   <pic:blipFill>
-                    <a:blip r:embed="rId25"/>
+                    <a:blip r:embed="rId24"/>
                     <a:stretch>
                       <a:fillRect/>
                     </a:stretch>
@@ -2703,7 +2989,23 @@
           <w:b/>
           <w:bCs/>
         </w:rPr>
-        <w:t>Prueba del Endpoint /agendar</w:t>
+        <w:t xml:space="preserve">Prueba del </w:t>
+      </w:r>
+      <w:proofErr w:type="spellStart"/>
+      <w:r>
+        <w:rPr>
+          <w:b/>
+          <w:bCs/>
+        </w:rPr>
+        <w:t>Endpoint</w:t>
+      </w:r>
+      <w:proofErr w:type="spellEnd"/>
+      <w:r>
+        <w:rPr>
+          <w:b/>
+          <w:bCs/>
+        </w:rPr>
+        <w:t xml:space="preserve"> /agendar</w:t>
       </w:r>
     </w:p>
     <w:p>
@@ -2748,7 +3050,7 @@
         </w:rPr>
         <w:t xml:space="preserve"> </w:t>
       </w:r>
-      <w:hyperlink r:id="rId26" w:history="1">
+      <w:hyperlink r:id="rId25" w:history="1">
         <w:r>
           <w:rPr>
             <w:rStyle w:val="Hipervnculo"/>
@@ -2799,7 +3101,15 @@
         <w:ind w:left="2832"/>
       </w:pPr>
       <w:r>
-        <w:t xml:space="preserve">  "id_paciente_citas": 1,</w:t>
+        <w:t xml:space="preserve">  "</w:t>
+      </w:r>
+      <w:proofErr w:type="spellStart"/>
+      <w:r>
+        <w:t>id_paciente_citas</w:t>
+      </w:r>
+      <w:proofErr w:type="spellEnd"/>
+      <w:r>
+        <w:t>": 1,</w:t>
       </w:r>
     </w:p>
     <w:p>
@@ -2808,7 +3118,15 @@
         <w:ind w:left="2832"/>
       </w:pPr>
       <w:r>
-        <w:t xml:space="preserve">  "id_doctor_citas": 2,</w:t>
+        <w:t xml:space="preserve">  "</w:t>
+      </w:r>
+      <w:proofErr w:type="spellStart"/>
+      <w:r>
+        <w:t>id_doctor_citas</w:t>
+      </w:r>
+      <w:proofErr w:type="spellEnd"/>
+      <w:r>
+        <w:t>": 2,</w:t>
       </w:r>
     </w:p>
     <w:p>
@@ -2817,7 +3135,15 @@
         <w:ind w:left="2832"/>
       </w:pPr>
       <w:r>
-        <w:t xml:space="preserve">  "estado_citas": "Agendado",</w:t>
+        <w:t xml:space="preserve">  "</w:t>
+      </w:r>
+      <w:proofErr w:type="spellStart"/>
+      <w:r>
+        <w:t>estado_citas</w:t>
+      </w:r>
+      <w:proofErr w:type="spellEnd"/>
+      <w:r>
+        <w:t>": "Agendado",</w:t>
       </w:r>
     </w:p>
     <w:p>
@@ -2826,7 +3152,15 @@
         <w:ind w:left="2832"/>
       </w:pPr>
       <w:r>
-        <w:t xml:space="preserve">  "fecha_programacion_citas": "2026-04-30",</w:t>
+        <w:t xml:space="preserve">  "</w:t>
+      </w:r>
+      <w:proofErr w:type="spellStart"/>
+      <w:r>
+        <w:t>fecha_programacion_citas</w:t>
+      </w:r>
+      <w:proofErr w:type="spellEnd"/>
+      <w:r>
+        <w:t>": "2026-04-30",</w:t>
       </w:r>
     </w:p>
     <w:p>
@@ -2835,7 +3169,15 @@
         <w:ind w:left="2832"/>
       </w:pPr>
       <w:r>
-        <w:t xml:space="preserve">  "hora_programacion_citas": "10:00"</w:t>
+        <w:t xml:space="preserve">  "</w:t>
+      </w:r>
+      <w:proofErr w:type="spellStart"/>
+      <w:r>
+        <w:t>hora_programacion_citas</w:t>
+      </w:r>
+      <w:proofErr w:type="spellEnd"/>
+      <w:r>
+        <w:t>": "10:00"</w:t>
       </w:r>
     </w:p>
     <w:p>
@@ -2893,13 +3235,23 @@
         <w:t xml:space="preserve"> </w:t>
       </w:r>
       <w:r>
-        <w:t>Código HTTP: 201 Created</w:t>
-      </w:r>
+        <w:t xml:space="preserve">Código HTTP: 201 </w:t>
+      </w:r>
+      <w:proofErr w:type="spellStart"/>
+      <w:r>
+        <w:t>Created</w:t>
+      </w:r>
+      <w:proofErr w:type="spellEnd"/>
       <w:r>
         <w:t xml:space="preserve"> y </w:t>
       </w:r>
-      <w:r>
-        <w:t>ensaje de confirmación de cita creada</w:t>
+      <w:proofErr w:type="spellStart"/>
+      <w:r>
+        <w:t>ensaje</w:t>
+      </w:r>
+      <w:proofErr w:type="spellEnd"/>
+      <w:r>
+        <w:t xml:space="preserve"> de confirmación de cita creada</w:t>
       </w:r>
       <w:r>
         <w:rPr>
@@ -2909,8 +3261,13 @@
         <w:t xml:space="preserve"> o </w:t>
       </w:r>
       <w:r>
-        <w:t>código HTTP: 400 Bad Request</w:t>
-      </w:r>
+        <w:t xml:space="preserve">código HTTP: 400 Bad </w:t>
+      </w:r>
+      <w:proofErr w:type="spellStart"/>
+      <w:r>
+        <w:t>Request</w:t>
+      </w:r>
+      <w:proofErr w:type="spellEnd"/>
       <w:r>
         <w:t xml:space="preserve"> indicando que ID son obligatorios</w:t>
       </w:r>
@@ -2979,7 +3336,7 @@
                     <pic:cNvPicPr/>
                   </pic:nvPicPr>
                   <pic:blipFill>
-                    <a:blip r:embed="rId27"/>
+                    <a:blip r:embed="rId26"/>
                     <a:stretch>
                       <a:fillRect/>
                     </a:stretch>
@@ -3016,6 +3373,7 @@
           <w:lang w:val="en-US"/>
         </w:rPr>
       </w:pPr>
+      <w:proofErr w:type="spellStart"/>
       <w:r>
         <w:rPr>
           <w:b/>
@@ -3030,7 +3388,34 @@
           <w:bCs/>
           <w:lang w:val="en-US"/>
         </w:rPr>
-        <w:t>ndar con ID faltantes:</w:t>
+        <w:t>ndar</w:t>
+      </w:r>
+      <w:proofErr w:type="spellEnd"/>
+      <w:r>
+        <w:rPr>
+          <w:b/>
+          <w:bCs/>
+          <w:lang w:val="en-US"/>
+        </w:rPr>
+        <w:t xml:space="preserve"> con ID </w:t>
+      </w:r>
+      <w:proofErr w:type="spellStart"/>
+      <w:r>
+        <w:rPr>
+          <w:b/>
+          <w:bCs/>
+          <w:lang w:val="en-US"/>
+        </w:rPr>
+        <w:t>faltantes</w:t>
+      </w:r>
+      <w:proofErr w:type="spellEnd"/>
+      <w:r>
+        <w:rPr>
+          <w:b/>
+          <w:bCs/>
+          <w:lang w:val="en-US"/>
+        </w:rPr>
+        <w:t>:</w:t>
       </w:r>
     </w:p>
     <w:p>
@@ -3062,7 +3447,7 @@
                     <pic:cNvPicPr/>
                   </pic:nvPicPr>
                   <pic:blipFill>
-                    <a:blip r:embed="rId28"/>
+                    <a:blip r:embed="rId27"/>
                     <a:stretch>
                       <a:fillRect/>
                     </a:stretch>
@@ -3098,13 +3483,31 @@
           <w:bCs/>
         </w:rPr>
       </w:pPr>
-      <w:r>
-        <w:rPr>
-          <w:b/>
-          <w:bCs/>
-        </w:rPr>
-        <w:t>Endpoint /citas_paciente</w:t>
-      </w:r>
+      <w:proofErr w:type="spellStart"/>
+      <w:r>
+        <w:rPr>
+          <w:b/>
+          <w:bCs/>
+        </w:rPr>
+        <w:t>Endpoint</w:t>
+      </w:r>
+      <w:proofErr w:type="spellEnd"/>
+      <w:r>
+        <w:rPr>
+          <w:b/>
+          <w:bCs/>
+        </w:rPr>
+        <w:t xml:space="preserve"> /</w:t>
+      </w:r>
+      <w:proofErr w:type="spellStart"/>
+      <w:r>
+        <w:rPr>
+          <w:b/>
+          <w:bCs/>
+        </w:rPr>
+        <w:t>citas_paciente</w:t>
+      </w:r>
+      <w:proofErr w:type="spellEnd"/>
     </w:p>
     <w:p>
       <w:pPr>
@@ -3138,7 +3541,7 @@
       <w:r>
         <w:t xml:space="preserve"> </w:t>
       </w:r>
-      <w:hyperlink r:id="rId29" w:history="1">
+      <w:hyperlink r:id="rId28" w:history="1">
         <w:r>
           <w:rPr>
             <w:rStyle w:val="Hipervnculo"/>
@@ -3255,7 +3658,7 @@
                     <pic:cNvPicPr/>
                   </pic:nvPicPr>
                   <pic:blipFill>
-                    <a:blip r:embed="rId30"/>
+                    <a:blip r:embed="rId29"/>
                     <a:stretch>
                       <a:fillRect/>
                     </a:stretch>
@@ -3323,12 +3726,21 @@
           <w:bCs/>
         </w:rPr>
       </w:pPr>
-      <w:r>
-        <w:rPr>
-          <w:b/>
-          <w:bCs/>
-        </w:rPr>
-        <w:t>Endpoint /disponibilidad</w:t>
+      <w:proofErr w:type="spellStart"/>
+      <w:r>
+        <w:rPr>
+          <w:b/>
+          <w:bCs/>
+        </w:rPr>
+        <w:t>Endpoint</w:t>
+      </w:r>
+      <w:proofErr w:type="spellEnd"/>
+      <w:r>
+        <w:rPr>
+          <w:b/>
+          <w:bCs/>
+        </w:rPr>
+        <w:t xml:space="preserve"> /disponibilidad</w:t>
       </w:r>
     </w:p>
     <w:p>
@@ -3355,20 +3767,89 @@
           <w:b/>
           <w:bCs/>
         </w:rPr>
-        <w:t>URL</w:t>
-      </w:r>
-      <w:r>
-        <w:t>:</w:t>
-      </w:r>
-      <w:r>
-        <w:t xml:space="preserve"> </w:t>
+        <w:t xml:space="preserve">URL Para buscar </w:t>
+      </w:r>
+      <w:r>
+        <w:rPr>
+          <w:b/>
+          <w:bCs/>
+        </w:rPr>
+        <w:t xml:space="preserve">disponibilidad </w:t>
+      </w:r>
+      <w:r>
+        <w:rPr>
+          <w:b/>
+          <w:bCs/>
+        </w:rPr>
+        <w:t>por doctor</w:t>
+      </w:r>
+      <w:r>
+        <w:t xml:space="preserve">: </w:t>
+      </w:r>
+      <w:hyperlink r:id="rId30" w:history="1">
+        <w:r>
+          <w:rPr>
+            <w:rStyle w:val="Hipervnculo"/>
+          </w:rPr>
+          <w:t>http://localhost:500</w:t>
+        </w:r>
+        <w:r>
+          <w:rPr>
+            <w:rStyle w:val="Hipervnculo"/>
+          </w:rPr>
+          <w:t>2</w:t>
+        </w:r>
+        <w:r>
+          <w:rPr>
+            <w:rStyle w:val="Hipervnculo"/>
+          </w:rPr>
+          <w:t>/disponibilidad?id_doctor=?</w:t>
+        </w:r>
+      </w:hyperlink>
+    </w:p>
+    <w:p>
+      <w:pPr>
+        <w:pStyle w:val="Sinespaciado"/>
+      </w:pPr>
+      <w:r>
+        <w:rPr>
+          <w:b/>
+          <w:bCs/>
+        </w:rPr>
+        <w:t xml:space="preserve">URL Para buscar </w:t>
+      </w:r>
+      <w:r>
+        <w:rPr>
+          <w:b/>
+          <w:bCs/>
+        </w:rPr>
+        <w:t xml:space="preserve">disponibilidad </w:t>
+      </w:r>
+      <w:r>
+        <w:rPr>
+          <w:b/>
+          <w:bCs/>
+        </w:rPr>
+        <w:t xml:space="preserve">con fecha: </w:t>
       </w:r>
       <w:hyperlink r:id="rId31" w:history="1">
         <w:r>
           <w:rPr>
             <w:rStyle w:val="Hipervnculo"/>
           </w:rPr>
-          <w:t>http://localhost:5002/disponibilidad?id_doctor=1</w:t>
+          <w:t>http://localhost:500</w:t>
+        </w:r>
+        <w:r>
+          <w:rPr>
+            <w:rStyle w:val="Hipervnculo"/>
+          </w:rPr>
+          <w:t>2</w:t>
+        </w:r>
+        <w:r>
+          <w:rPr>
+            <w:rStyle w:val="Hipervnculo"/>
+          </w:rPr>
+          <w:t>/disponibilidad?id_doctor=?&amp;fecha=?</w:t>
         </w:r>
       </w:hyperlink>
     </w:p>
@@ -3376,6 +3857,11 @@
       <w:pPr>
         <w:pStyle w:val="Sinespaciado"/>
       </w:pPr>
+    </w:p>
+    <w:p>
+      <w:pPr>
+        <w:pStyle w:val="Sinespaciado"/>
+      </w:pPr>
       <w:r>
         <w:rPr>
           <w:b/>
@@ -3419,7 +3905,10 @@
         <w:t xml:space="preserve"> y l</w:t>
       </w:r>
       <w:r>
-        <w:t>ista de horarios ocupados del doctor</w:t>
+        <w:t xml:space="preserve">ista de </w:t>
+      </w:r>
+      <w:r>
+        <w:t>horarios disponibles por el doctor</w:t>
       </w:r>
     </w:p>
     <w:p>
@@ -3452,14 +3941,11 @@
         <w:pStyle w:val="Sinespaciado"/>
       </w:pPr>
       <w:r>
-        <w:rPr>
-          <w:noProof/>
-        </w:rPr>
         <w:drawing>
-          <wp:inline distT="0" distB="0" distL="0" distR="0" wp14:anchorId="19F76BAE" wp14:editId="747E7017">
-            <wp:extent cx="6137910" cy="3790950"/>
+          <wp:inline distT="0" distB="0" distL="0" distR="0" wp14:anchorId="6225B315" wp14:editId="0B97F734">
+            <wp:extent cx="4827181" cy="4257368"/>
             <wp:effectExtent l="0" t="0" r="0" b="0"/>
-            <wp:docPr id="880158031" name="Imagen 1"/>
+            <wp:docPr id="36015804" name="Imagen 1"/>
             <wp:cNvGraphicFramePr>
               <a:graphicFrameLocks xmlns:a="http://schemas.openxmlformats.org/drawingml/2006/main" noChangeAspect="1"/>
             </wp:cNvGraphicFramePr>
@@ -3467,7 +3953,7 @@
               <a:graphicData uri="http://schemas.openxmlformats.org/drawingml/2006/picture">
                 <pic:pic xmlns:pic="http://schemas.openxmlformats.org/drawingml/2006/picture">
                   <pic:nvPicPr>
-                    <pic:cNvPr id="880158031" name=""/>
+                    <pic:cNvPr id="36015804" name=""/>
                     <pic:cNvPicPr/>
                   </pic:nvPicPr>
                   <pic:blipFill>
@@ -3479,7 +3965,7 @@
                   <pic:spPr>
                     <a:xfrm>
                       <a:off x="0" y="0"/>
-                      <a:ext cx="6137910" cy="3790950"/>
+                      <a:ext cx="4828656" cy="4258669"/>
                     </a:xfrm>
                     <a:prstGeom prst="rect">
                       <a:avLst/>
@@ -3518,54 +4004,7 @@
         <w:pStyle w:val="Sinespaciado"/>
         <w:rPr>
           <w:rFonts w:ascii="Segoe UI Emoji" w:hAnsi="Segoe UI Emoji" w:cs="Segoe UI Emoji"/>
-        </w:rPr>
-      </w:pPr>
-    </w:p>
-    <w:p>
-      <w:pPr>
-        <w:pStyle w:val="Sinespaciado"/>
-        <w:rPr>
-          <w:rFonts w:ascii="Segoe UI Emoji" w:hAnsi="Segoe UI Emoji" w:cs="Segoe UI Emoji"/>
-        </w:rPr>
-      </w:pPr>
-    </w:p>
-    <w:p>
-      <w:pPr>
-        <w:pStyle w:val="Sinespaciado"/>
-        <w:rPr>
-          <w:rFonts w:ascii="Segoe UI Emoji" w:hAnsi="Segoe UI Emoji" w:cs="Segoe UI Emoji"/>
-        </w:rPr>
-      </w:pPr>
-    </w:p>
-    <w:p>
-      <w:pPr>
-        <w:pStyle w:val="Sinespaciado"/>
-        <w:rPr>
-          <w:rFonts w:ascii="Segoe UI Emoji" w:hAnsi="Segoe UI Emoji" w:cs="Segoe UI Emoji"/>
-        </w:rPr>
-      </w:pPr>
-    </w:p>
-    <w:p>
-      <w:pPr>
-        <w:pStyle w:val="Sinespaciado"/>
-        <w:rPr>
-          <w:rFonts w:ascii="Segoe UI Emoji" w:hAnsi="Segoe UI Emoji" w:cs="Segoe UI Emoji"/>
-        </w:rPr>
-      </w:pPr>
-    </w:p>
-    <w:p>
-      <w:pPr>
-        <w:pStyle w:val="Sinespaciado"/>
-        <w:rPr>
-          <w:rFonts w:ascii="Segoe UI Emoji" w:hAnsi="Segoe UI Emoji" w:cs="Segoe UI Emoji"/>
-        </w:rPr>
-      </w:pPr>
-    </w:p>
-    <w:p>
-      <w:pPr>
-        <w:pStyle w:val="Sinespaciado"/>
-        <w:rPr>
-          <w:rFonts w:ascii="Segoe UI Emoji" w:hAnsi="Segoe UI Emoji" w:cs="Segoe UI Emoji"/>
+          <w:u w:val="single"/>
         </w:rPr>
       </w:pPr>
     </w:p>
@@ -3722,9 +4161,11 @@
               <w:jc w:val="center"/>
               <w:cnfStyle w:val="100000000000" w:firstRow="1" w:lastRow="0" w:firstColumn="0" w:lastColumn="0" w:oddVBand="0" w:evenVBand="0" w:oddHBand="0" w:evenHBand="0" w:firstRowFirstColumn="0" w:firstRowLastColumn="0" w:lastRowFirstColumn="0" w:lastRowLastColumn="0"/>
             </w:pPr>
+            <w:proofErr w:type="spellStart"/>
             <w:r>
               <w:t>Endpoint</w:t>
             </w:r>
+            <w:proofErr w:type="spellEnd"/>
           </w:p>
         </w:tc>
         <w:tc>
@@ -3856,8 +4297,13 @@
               <w:cnfStyle w:val="000000000000" w:firstRow="0" w:lastRow="0" w:firstColumn="0" w:lastColumn="0" w:oddVBand="0" w:evenVBand="0" w:oddHBand="0" w:evenHBand="0" w:firstRowFirstColumn="0" w:firstRowLastColumn="0" w:lastRowFirstColumn="0" w:lastRowLastColumn="0"/>
             </w:pPr>
             <w:r>
-              <w:t>/usuarios/login</w:t>
+              <w:t>/usuarios/</w:t>
             </w:r>
+            <w:proofErr w:type="spellStart"/>
+            <w:r>
+              <w:t>login</w:t>
+            </w:r>
+            <w:proofErr w:type="spellEnd"/>
           </w:p>
         </w:tc>
         <w:tc>
@@ -4032,7 +4478,25 @@
           <w:bCs/>
           <w:lang w:val="en-US"/>
         </w:rPr>
-        <w:t xml:space="preserve">Endpoint /usuarios/login </w:t>
+        <w:t>Endpoint /</w:t>
+      </w:r>
+      <w:proofErr w:type="spellStart"/>
+      <w:r>
+        <w:rPr>
+          <w:b/>
+          <w:bCs/>
+          <w:lang w:val="en-US"/>
+        </w:rPr>
+        <w:t>usuarios</w:t>
+      </w:r>
+      <w:proofErr w:type="spellEnd"/>
+      <w:r>
+        <w:rPr>
+          <w:b/>
+          <w:bCs/>
+          <w:lang w:val="en-US"/>
+        </w:rPr>
+        <w:t xml:space="preserve">/login </w:t>
       </w:r>
     </w:p>
     <w:p>
@@ -6859,7 +7323,6 @@
   <w:style w:type="character" w:default="1" w:styleId="Fuentedeprrafopredeter">
     <w:name w:val="Default Paragraph Font"/>
     <w:uiPriority w:val="1"/>
-    <w:semiHidden/>
     <w:unhideWhenUsed/>
   </w:style>
   <w:style w:type="table" w:default="1" w:styleId="Tablanormal">

--- a/Avance Dos/Evidencias.docx
+++ b/Avance Dos/Evidencias.docx
@@ -4938,10 +4938,10 @@
           <w:noProof/>
         </w:rPr>
         <w:drawing>
-          <wp:inline distT="0" distB="0" distL="0" distR="0" wp14:anchorId="5D1AC9D4" wp14:editId="7FBDB6F2">
-            <wp:extent cx="6147901" cy="4295553"/>
-            <wp:effectExtent l="76200" t="0" r="5715" b="0"/>
-            <wp:docPr id="1946429902" name="Imagen 1"/>
+          <wp:inline distT="0" distB="0" distL="0" distR="0" wp14:anchorId="56604B74" wp14:editId="3AD6432C">
+            <wp:extent cx="6379535" cy="4463359"/>
+            <wp:effectExtent l="0" t="0" r="21590" b="13970"/>
+            <wp:docPr id="1217841159" name="Imagen 1"/>
             <wp:cNvGraphicFramePr>
               <a:graphicFrameLocks xmlns:a="http://schemas.openxmlformats.org/drawingml/2006/main" noChangeAspect="1"/>
             </wp:cNvGraphicFramePr>
@@ -4954,15 +4954,15 @@
                       <a:picLocks noChangeAspect="1" noChangeArrowheads="1"/>
                     </pic:cNvPicPr>
                   </pic:nvPicPr>
-                  <pic:blipFill rotWithShape="1">
-                    <a:blip r:embed="rId36">
+                  <pic:blipFill>
+                    <a:blip r:embed="rId36" cstate="print">
                       <a:extLst>
                         <a:ext uri="{28A0092B-C50C-407E-A947-70E740481C1C}">
                           <a14:useLocalDpi xmlns:a14="http://schemas.microsoft.com/office/drawing/2010/main" val="0"/>
                         </a:ext>
                       </a:extLst>
                     </a:blip>
-                    <a:srcRect l="7973"/>
+                    <a:srcRect/>
                     <a:stretch>
                       <a:fillRect/>
                     </a:stretch>
@@ -4970,7 +4970,7 @@
                   <pic:spPr bwMode="auto">
                     <a:xfrm>
                       <a:off x="0" y="0"/>
-                      <a:ext cx="6151501" cy="4298068"/>
+                      <a:ext cx="6383995" cy="4466479"/>
                     </a:xfrm>
                     <a:prstGeom prst="rect">
                       <a:avLst/>
@@ -4979,17 +4979,12 @@
                       <a:noFill/>
                     </a:ln>
                     <a:effectLst>
-                      <a:outerShdw blurRad="63500" sx="102000" sy="102000" algn="ctr" rotWithShape="0">
+                      <a:outerShdw blurRad="50800" dist="38100" dir="5400000" algn="t" rotWithShape="0">
                         <a:prstClr val="black">
                           <a:alpha val="40000"/>
                         </a:prstClr>
                       </a:outerShdw>
                     </a:effectLst>
-                    <a:extLst>
-                      <a:ext uri="{53640926-AAD7-44D8-BBD7-CCE9431645EC}">
-                        <a14:shadowObscured xmlns:a14="http://schemas.microsoft.com/office/drawing/2010/main"/>
-                      </a:ext>
-                    </a:extLst>
                   </pic:spPr>
                 </pic:pic>
               </a:graphicData>
@@ -5127,7 +5122,6 @@
           <w:b/>
           <w:bCs/>
         </w:rPr>
-        <w:lastRenderedPageBreak/>
         <w:t>DATOS ALMACENADOS EN LAS B</w:t>
       </w:r>
       <w:r>
@@ -5451,6 +5445,7 @@
           <w:bCs/>
           <w:noProof/>
         </w:rPr>
+        <w:lastRenderedPageBreak/>
         <w:drawing>
           <wp:inline distT="0" distB="0" distL="0" distR="0" wp14:anchorId="6921243E" wp14:editId="0DC8FCAC">
             <wp:extent cx="6137910" cy="1882140"/>
